--- a/hangszoveg/gyekenyes-en_hangszoveg.docx
+++ b/hangszoveg/gyekenyes-en_hangszoveg.docx
@@ -4,18 +4,34 @@
   <w:body>
     <w:p>
       <w:r>
-        <w:t xml:space="preserve">The Gyékényes </w:t>
-      </w:r>
-      <w:proofErr w:type="spellStart"/>
-      <w:r>
+        <w:rPr>
+          <w:b/>
+          <w:bCs/>
+        </w:rPr>
+        <w:t xml:space="preserve">Ghaicainnash </w:t>
+      </w:r>
+      <w:proofErr w:type="spellStart"/>
+      <w:r>
+        <w:rPr>
+          <w:b/>
+          <w:bCs/>
+        </w:rPr>
         <w:t>railway</w:t>
       </w:r>
       <w:proofErr w:type="spellEnd"/>
       <w:r>
-        <w:t xml:space="preserve"> </w:t>
-      </w:r>
-      <w:proofErr w:type="spellStart"/>
-      <w:r>
+        <w:rPr>
+          <w:b/>
+          <w:bCs/>
+        </w:rPr>
+        <w:t xml:space="preserve"> </w:t>
+      </w:r>
+      <w:proofErr w:type="spellStart"/>
+      <w:r>
+        <w:rPr>
+          <w:b/>
+          <w:bCs/>
+        </w:rPr>
         <w:t>station</w:t>
       </w:r>
       <w:proofErr w:type="spellEnd"/>
@@ -32,6 +48,138 @@
       </w:r>
       <w:proofErr w:type="spellStart"/>
       <w:r>
+        <w:t>Hungary’s</w:t>
+      </w:r>
+      <w:proofErr w:type="spellEnd"/>
+      <w:r>
+        <w:t xml:space="preserve"> </w:t>
+      </w:r>
+      <w:proofErr w:type="spellStart"/>
+      <w:r>
+        <w:t>southernmost</w:t>
+      </w:r>
+      <w:proofErr w:type="spellEnd"/>
+      <w:r>
+        <w:t xml:space="preserve"> and most </w:t>
+      </w:r>
+      <w:proofErr w:type="spellStart"/>
+      <w:r>
+        <w:t>significant</w:t>
+      </w:r>
+      <w:proofErr w:type="spellEnd"/>
+      <w:r>
+        <w:t xml:space="preserve"> </w:t>
+      </w:r>
+      <w:proofErr w:type="spellStart"/>
+      <w:r>
+        <w:rPr>
+          <w:b/>
+          <w:bCs/>
+        </w:rPr>
+        <w:t>railway</w:t>
+      </w:r>
+      <w:proofErr w:type="spellEnd"/>
+      <w:r>
+        <w:rPr>
+          <w:b/>
+          <w:bCs/>
+        </w:rPr>
+        <w:t xml:space="preserve"> </w:t>
+      </w:r>
+      <w:proofErr w:type="spellStart"/>
+      <w:r>
+        <w:rPr>
+          <w:b/>
+          <w:bCs/>
+        </w:rPr>
+        <w:t>border</w:t>
+      </w:r>
+      <w:proofErr w:type="spellEnd"/>
+      <w:r>
+        <w:rPr>
+          <w:b/>
+          <w:bCs/>
+        </w:rPr>
+        <w:t xml:space="preserve"> </w:t>
+      </w:r>
+      <w:proofErr w:type="spellStart"/>
+      <w:r>
+        <w:rPr>
+          <w:b/>
+          <w:bCs/>
+        </w:rPr>
+        <w:t>stations</w:t>
+      </w:r>
+      <w:proofErr w:type="spellEnd"/>
+      <w:r>
+        <w:t xml:space="preserve">, playing a </w:t>
+      </w:r>
+      <w:proofErr w:type="spellStart"/>
+      <w:r>
+        <w:t>vital</w:t>
+      </w:r>
+      <w:proofErr w:type="spellEnd"/>
+      <w:r>
+        <w:t xml:space="preserve"> </w:t>
+      </w:r>
+      <w:proofErr w:type="spellStart"/>
+      <w:r>
+        <w:t>role</w:t>
+      </w:r>
+      <w:proofErr w:type="spellEnd"/>
+      <w:r>
+        <w:t xml:space="preserve"> in </w:t>
+      </w:r>
+      <w:proofErr w:type="spellStart"/>
+      <w:r>
+        <w:t>international</w:t>
+      </w:r>
+      <w:proofErr w:type="spellEnd"/>
+      <w:r>
+        <w:t xml:space="preserve"> </w:t>
+      </w:r>
+      <w:proofErr w:type="spellStart"/>
+      <w:r>
+        <w:t>rail</w:t>
+      </w:r>
+      <w:proofErr w:type="spellEnd"/>
+      <w:r>
+        <w:t xml:space="preserve"> </w:t>
+      </w:r>
+      <w:proofErr w:type="spellStart"/>
+      <w:r>
+        <w:t>traffic</w:t>
+      </w:r>
+      <w:proofErr w:type="spellEnd"/>
+      <w:r>
+        <w:t xml:space="preserve">. </w:t>
+      </w:r>
+      <w:proofErr w:type="spellStart"/>
+      <w:r>
+        <w:t>Located</w:t>
+      </w:r>
+      <w:proofErr w:type="spellEnd"/>
+      <w:r>
+        <w:t xml:space="preserve"> </w:t>
+      </w:r>
+      <w:proofErr w:type="spellStart"/>
+      <w:r>
+        <w:t>close</w:t>
+      </w:r>
+      <w:proofErr w:type="spellEnd"/>
+      <w:r>
+        <w:t xml:space="preserve"> </w:t>
+      </w:r>
+      <w:proofErr w:type="spellStart"/>
+      <w:r>
+        <w:t>to</w:t>
+      </w:r>
+      <w:proofErr w:type="spellEnd"/>
+      <w:r>
+        <w:t xml:space="preserve"> </w:t>
+      </w:r>
+      <w:proofErr w:type="spellStart"/>
+      <w:r>
         <w:t>the</w:t>
       </w:r>
       <w:proofErr w:type="spellEnd"/>
@@ -40,87 +188,15 @@
       </w:r>
       <w:proofErr w:type="spellStart"/>
       <w:r>
-        <w:t>southernmost</w:t>
-      </w:r>
-      <w:proofErr w:type="spellEnd"/>
-      <w:r>
-        <w:t xml:space="preserve"> and most </w:t>
-      </w:r>
-      <w:proofErr w:type="spellStart"/>
-      <w:r>
-        <w:t>significant</w:t>
-      </w:r>
-      <w:proofErr w:type="spellEnd"/>
-      <w:r>
-        <w:t xml:space="preserve"> </w:t>
-      </w:r>
-      <w:proofErr w:type="spellStart"/>
-      <w:r>
-        <w:t>railway</w:t>
-      </w:r>
-      <w:proofErr w:type="spellEnd"/>
-      <w:r>
-        <w:t xml:space="preserve"> </w:t>
-      </w:r>
-      <w:proofErr w:type="spellStart"/>
-      <w:r>
-        <w:t>border</w:t>
-      </w:r>
-      <w:proofErr w:type="spellEnd"/>
-      <w:r>
-        <w:t xml:space="preserve"> </w:t>
-      </w:r>
-      <w:proofErr w:type="spellStart"/>
-      <w:r>
-        <w:t>stations</w:t>
-      </w:r>
-      <w:proofErr w:type="spellEnd"/>
-      <w:r>
-        <w:t xml:space="preserve"> in Hungary, playing an </w:t>
-      </w:r>
-      <w:proofErr w:type="spellStart"/>
-      <w:r>
-        <w:t>important</w:t>
-      </w:r>
-      <w:proofErr w:type="spellEnd"/>
-      <w:r>
-        <w:t xml:space="preserve"> </w:t>
-      </w:r>
-      <w:proofErr w:type="spellStart"/>
-      <w:r>
-        <w:t>role</w:t>
-      </w:r>
-      <w:proofErr w:type="spellEnd"/>
-      <w:r>
-        <w:t xml:space="preserve"> in </w:t>
-      </w:r>
-      <w:proofErr w:type="spellStart"/>
-      <w:r>
-        <w:t>international</w:t>
-      </w:r>
-      <w:proofErr w:type="spellEnd"/>
-      <w:r>
-        <w:t xml:space="preserve"> </w:t>
-      </w:r>
-      <w:proofErr w:type="spellStart"/>
-      <w:r>
-        <w:t>rail</w:t>
-      </w:r>
-      <w:proofErr w:type="spellEnd"/>
-      <w:r>
-        <w:t xml:space="preserve"> </w:t>
-      </w:r>
-      <w:proofErr w:type="spellStart"/>
-      <w:r>
-        <w:t>transport</w:t>
-      </w:r>
-      <w:proofErr w:type="spellEnd"/>
-      <w:r>
-        <w:t xml:space="preserve">. </w:t>
-      </w:r>
-      <w:proofErr w:type="spellStart"/>
-      <w:r>
-        <w:t>It</w:t>
+        <w:t>village</w:t>
+      </w:r>
+      <w:proofErr w:type="spellEnd"/>
+      <w:r>
+        <w:t xml:space="preserve"> center, </w:t>
+      </w:r>
+      <w:proofErr w:type="spellStart"/>
+      <w:r>
+        <w:t>it</w:t>
       </w:r>
       <w:proofErr w:type="spellEnd"/>
       <w:r>
@@ -128,23 +204,55 @@
       </w:r>
       <w:proofErr w:type="spellStart"/>
       <w:r>
-        <w:t>located</w:t>
-      </w:r>
-      <w:proofErr w:type="spellEnd"/>
-      <w:r>
-        <w:t xml:space="preserve"> </w:t>
-      </w:r>
-      <w:proofErr w:type="spellStart"/>
-      <w:r>
-        <w:t>close</w:t>
-      </w:r>
-      <w:proofErr w:type="spellEnd"/>
-      <w:r>
-        <w:t xml:space="preserve"> </w:t>
-      </w:r>
-      <w:proofErr w:type="spellStart"/>
-      <w:r>
-        <w:t>to</w:t>
+        <w:t>easily</w:t>
+      </w:r>
+      <w:proofErr w:type="spellEnd"/>
+      <w:r>
+        <w:t xml:space="preserve"> </w:t>
+      </w:r>
+      <w:proofErr w:type="spellStart"/>
+      <w:r>
+        <w:t>accessible</w:t>
+      </w:r>
+      <w:proofErr w:type="spellEnd"/>
+      <w:r>
+        <w:t xml:space="preserve"> </w:t>
+      </w:r>
+      <w:proofErr w:type="spellStart"/>
+      <w:r>
+        <w:t>on</w:t>
+      </w:r>
+      <w:proofErr w:type="spellEnd"/>
+      <w:r>
+        <w:t xml:space="preserve"> </w:t>
+      </w:r>
+      <w:proofErr w:type="spellStart"/>
+      <w:r>
+        <w:t>foot</w:t>
+      </w:r>
+      <w:proofErr w:type="spellEnd"/>
+      <w:r>
+        <w:t xml:space="preserve">. The </w:t>
+      </w:r>
+      <w:proofErr w:type="spellStart"/>
+      <w:r>
+        <w:t>station</w:t>
+      </w:r>
+      <w:proofErr w:type="spellEnd"/>
+      <w:r>
+        <w:t xml:space="preserve"> building is </w:t>
+      </w:r>
+      <w:proofErr w:type="spellStart"/>
+      <w:r>
+        <w:t>charming</w:t>
+      </w:r>
+      <w:proofErr w:type="spellEnd"/>
+      <w:r>
+        <w:t xml:space="preserve">, </w:t>
+      </w:r>
+      <w:proofErr w:type="spellStart"/>
+      <w:r>
+        <w:t>reflecting</w:t>
       </w:r>
       <w:proofErr w:type="spellEnd"/>
       <w:r>
@@ -156,118 +264,6 @@
       </w:r>
       <w:proofErr w:type="spellEnd"/>
       <w:r>
-        <w:t xml:space="preserve"> center of </w:t>
-      </w:r>
-      <w:proofErr w:type="spellStart"/>
-      <w:r>
-        <w:t>the</w:t>
-      </w:r>
-      <w:proofErr w:type="spellEnd"/>
-      <w:r>
-        <w:t xml:space="preserve"> </w:t>
-      </w:r>
-      <w:proofErr w:type="spellStart"/>
-      <w:r>
-        <w:t>village</w:t>
-      </w:r>
-      <w:proofErr w:type="spellEnd"/>
-      <w:r>
-        <w:t xml:space="preserve">, </w:t>
-      </w:r>
-      <w:proofErr w:type="spellStart"/>
-      <w:r>
-        <w:t>making</w:t>
-      </w:r>
-      <w:proofErr w:type="spellEnd"/>
-      <w:r>
-        <w:t xml:space="preserve"> </w:t>
-      </w:r>
-      <w:proofErr w:type="spellStart"/>
-      <w:r>
-        <w:t>it</w:t>
-      </w:r>
-      <w:proofErr w:type="spellEnd"/>
-      <w:r>
-        <w:t xml:space="preserve"> </w:t>
-      </w:r>
-      <w:proofErr w:type="spellStart"/>
-      <w:r>
-        <w:t>easily</w:t>
-      </w:r>
-      <w:proofErr w:type="spellEnd"/>
-      <w:r>
-        <w:t xml:space="preserve"> </w:t>
-      </w:r>
-      <w:proofErr w:type="spellStart"/>
-      <w:r>
-        <w:t>accessible</w:t>
-      </w:r>
-      <w:proofErr w:type="spellEnd"/>
-      <w:r>
-        <w:t xml:space="preserve"> </w:t>
-      </w:r>
-      <w:proofErr w:type="spellStart"/>
-      <w:r>
-        <w:t>on</w:t>
-      </w:r>
-      <w:proofErr w:type="spellEnd"/>
-      <w:r>
-        <w:t xml:space="preserve"> </w:t>
-      </w:r>
-      <w:proofErr w:type="spellStart"/>
-      <w:r>
-        <w:t>foot</w:t>
-      </w:r>
-      <w:proofErr w:type="spellEnd"/>
-      <w:r>
-        <w:t xml:space="preserve">. The </w:t>
-      </w:r>
-      <w:proofErr w:type="spellStart"/>
-      <w:r>
-        <w:t>station</w:t>
-      </w:r>
-      <w:proofErr w:type="spellEnd"/>
-      <w:r>
-        <w:t xml:space="preserve"> building is </w:t>
-      </w:r>
-      <w:proofErr w:type="spellStart"/>
-      <w:r>
-        <w:t>simple</w:t>
-      </w:r>
-      <w:proofErr w:type="spellEnd"/>
-      <w:r>
-        <w:t xml:space="preserve"> </w:t>
-      </w:r>
-      <w:proofErr w:type="spellStart"/>
-      <w:r>
-        <w:t>yet</w:t>
-      </w:r>
-      <w:proofErr w:type="spellEnd"/>
-      <w:r>
-        <w:t xml:space="preserve"> </w:t>
-      </w:r>
-      <w:proofErr w:type="spellStart"/>
-      <w:r>
-        <w:t>charming</w:t>
-      </w:r>
-      <w:proofErr w:type="spellEnd"/>
-      <w:r>
-        <w:t xml:space="preserve">, </w:t>
-      </w:r>
-      <w:proofErr w:type="spellStart"/>
-      <w:r>
-        <w:t>reflecting</w:t>
-      </w:r>
-      <w:proofErr w:type="spellEnd"/>
-      <w:r>
-        <w:t xml:space="preserve"> </w:t>
-      </w:r>
-      <w:proofErr w:type="spellStart"/>
-      <w:r>
-        <w:t>the</w:t>
-      </w:r>
-      <w:proofErr w:type="spellEnd"/>
-      <w:r>
         <w:t xml:space="preserve"> </w:t>
       </w:r>
       <w:proofErr w:type="spellStart"/>
@@ -280,7 +276,7 @@
       </w:r>
       <w:proofErr w:type="spellStart"/>
       <w:r>
-        <w:t>timeless</w:t>
+        <w:t>elegant</w:t>
       </w:r>
       <w:proofErr w:type="spellEnd"/>
       <w:r>
@@ -289,6 +285,14 @@
       <w:proofErr w:type="spellStart"/>
       <w:r>
         <w:t>character</w:t>
+      </w:r>
+      <w:proofErr w:type="spellEnd"/>
+      <w:r>
+        <w:t xml:space="preserve"> </w:t>
+      </w:r>
+      <w:proofErr w:type="spellStart"/>
+      <w:r>
+        <w:t>typical</w:t>
       </w:r>
       <w:proofErr w:type="spellEnd"/>
       <w:r>
@@ -313,27 +317,75 @@
     </w:p>
     <w:p>
       <w:r>
-        <w:t xml:space="preserve">Gyékényes is </w:t>
-      </w:r>
-      <w:proofErr w:type="spellStart"/>
-      <w:r>
-        <w:t>important</w:t>
-      </w:r>
-      <w:proofErr w:type="spellEnd"/>
-      <w:r>
-        <w:t xml:space="preserve"> </w:t>
-      </w:r>
-      <w:proofErr w:type="spellStart"/>
-      <w:r>
-        <w:t>not</w:t>
-      </w:r>
-      <w:proofErr w:type="spellEnd"/>
-      <w:r>
-        <w:t xml:space="preserve"> </w:t>
-      </w:r>
-      <w:proofErr w:type="spellStart"/>
-      <w:r>
-        <w:t>only</w:t>
+        <w:t xml:space="preserve">In </w:t>
+      </w:r>
+      <w:proofErr w:type="spellStart"/>
+      <w:r>
+        <w:t>addition</w:t>
+      </w:r>
+      <w:proofErr w:type="spellEnd"/>
+      <w:r>
+        <w:t xml:space="preserve"> </w:t>
+      </w:r>
+      <w:proofErr w:type="spellStart"/>
+      <w:r>
+        <w:t>to</w:t>
+      </w:r>
+      <w:proofErr w:type="spellEnd"/>
+      <w:r>
+        <w:t xml:space="preserve"> </w:t>
+      </w:r>
+      <w:proofErr w:type="spellStart"/>
+      <w:r>
+        <w:t>the</w:t>
+      </w:r>
+      <w:proofErr w:type="spellEnd"/>
+      <w:r>
+        <w:t xml:space="preserve"> </w:t>
+      </w:r>
+      <w:proofErr w:type="spellStart"/>
+      <w:r>
+        <w:t>trains</w:t>
+      </w:r>
+      <w:proofErr w:type="spellEnd"/>
+      <w:r>
+        <w:t xml:space="preserve">, more and more </w:t>
+      </w:r>
+      <w:proofErr w:type="spellStart"/>
+      <w:r>
+        <w:t>people</w:t>
+      </w:r>
+      <w:proofErr w:type="spellEnd"/>
+      <w:r>
+        <w:t xml:space="preserve"> </w:t>
+      </w:r>
+      <w:proofErr w:type="spellStart"/>
+      <w:r>
+        <w:t>are</w:t>
+      </w:r>
+      <w:proofErr w:type="spellEnd"/>
+      <w:r>
+        <w:t xml:space="preserve"> </w:t>
+      </w:r>
+      <w:proofErr w:type="spellStart"/>
+      <w:r>
+        <w:t>choosing</w:t>
+      </w:r>
+      <w:proofErr w:type="spellEnd"/>
+      <w:r>
+        <w:t xml:space="preserve"> </w:t>
+      </w:r>
+      <w:proofErr w:type="spellStart"/>
+      <w:r>
+        <w:t>this</w:t>
+      </w:r>
+      <w:proofErr w:type="spellEnd"/>
+      <w:r>
+        <w:t xml:space="preserve"> </w:t>
+      </w:r>
+      <w:proofErr w:type="spellStart"/>
+      <w:r>
+        <w:t>region</w:t>
       </w:r>
       <w:proofErr w:type="spellEnd"/>
       <w:r>
@@ -349,15 +401,15 @@
       </w:r>
       <w:proofErr w:type="spellStart"/>
       <w:r>
-        <w:t>cross-border</w:t>
-      </w:r>
-      <w:proofErr w:type="spellEnd"/>
-      <w:r>
-        <w:t xml:space="preserve"> </w:t>
-      </w:r>
-      <w:proofErr w:type="spellStart"/>
-      <w:r>
-        <w:t>traffic</w:t>
+        <w:t>relaxation</w:t>
+      </w:r>
+      <w:proofErr w:type="spellEnd"/>
+      <w:r>
+        <w:t xml:space="preserve"> and </w:t>
+      </w:r>
+      <w:proofErr w:type="spellStart"/>
+      <w:r>
+        <w:t>fishing</w:t>
       </w:r>
       <w:proofErr w:type="spellEnd"/>
       <w:r>
@@ -365,23 +417,15 @@
       </w:r>
       <w:proofErr w:type="spellStart"/>
       <w:r>
-        <w:t>but</w:t>
-      </w:r>
-      <w:proofErr w:type="spellEnd"/>
-      <w:r>
-        <w:t xml:space="preserve"> </w:t>
-      </w:r>
-      <w:proofErr w:type="spellStart"/>
-      <w:r>
-        <w:t>also</w:t>
-      </w:r>
-      <w:proofErr w:type="spellEnd"/>
-      <w:r>
-        <w:t xml:space="preserve"> </w:t>
-      </w:r>
-      <w:proofErr w:type="spellStart"/>
-      <w:r>
-        <w:t>because</w:t>
+        <w:t>drawn</w:t>
+      </w:r>
+      <w:proofErr w:type="spellEnd"/>
+      <w:r>
+        <w:t xml:space="preserve"> </w:t>
+      </w:r>
+      <w:proofErr w:type="spellStart"/>
+      <w:r>
+        <w:t>by</w:t>
       </w:r>
       <w:proofErr w:type="spellEnd"/>
       <w:r>
@@ -393,43 +437,69 @@
       </w:r>
       <w:proofErr w:type="spellEnd"/>
       <w:r>
-        <w:t xml:space="preserve"> Budapest–</w:t>
-      </w:r>
-      <w:proofErr w:type="spellStart"/>
-      <w:r>
-        <w:t>Zagreb</w:t>
-      </w:r>
-      <w:proofErr w:type="spellEnd"/>
-      <w:r>
-        <w:t xml:space="preserve"> </w:t>
-      </w:r>
-      <w:proofErr w:type="spellStart"/>
-      <w:r>
-        <w:t>railway</w:t>
-      </w:r>
-      <w:proofErr w:type="spellEnd"/>
-      <w:r>
-        <w:t xml:space="preserve"> line </w:t>
-      </w:r>
-      <w:proofErr w:type="spellStart"/>
-      <w:r>
-        <w:t>passes</w:t>
-      </w:r>
-      <w:proofErr w:type="spellEnd"/>
-      <w:r>
-        <w:t xml:space="preserve"> </w:t>
-      </w:r>
-      <w:proofErr w:type="spellStart"/>
-      <w:r>
-        <w:t>through</w:t>
-      </w:r>
-      <w:proofErr w:type="spellEnd"/>
-      <w:r>
-        <w:t xml:space="preserve"> here. In </w:t>
-      </w:r>
-      <w:proofErr w:type="spellStart"/>
-      <w:r>
-        <w:t>addition</w:t>
+        <w:t xml:space="preserve"> </w:t>
+      </w:r>
+      <w:proofErr w:type="spellStart"/>
+      <w:r>
+        <w:t>quiet</w:t>
+      </w:r>
+      <w:proofErr w:type="spellEnd"/>
+      <w:r>
+        <w:t xml:space="preserve"> </w:t>
+      </w:r>
+      <w:proofErr w:type="spellStart"/>
+      <w:r>
+        <w:t>rural</w:t>
+      </w:r>
+      <w:proofErr w:type="spellEnd"/>
+      <w:r>
+        <w:t xml:space="preserve"> </w:t>
+      </w:r>
+      <w:proofErr w:type="spellStart"/>
+      <w:r>
+        <w:t>environment</w:t>
+      </w:r>
+      <w:proofErr w:type="spellEnd"/>
+      <w:r>
+        <w:t xml:space="preserve">, </w:t>
+      </w:r>
+      <w:proofErr w:type="spellStart"/>
+      <w:r>
+        <w:t>the</w:t>
+      </w:r>
+      <w:proofErr w:type="spellEnd"/>
+      <w:r>
+        <w:t xml:space="preserve"> </w:t>
+      </w:r>
+      <w:proofErr w:type="spellStart"/>
+      <w:r>
+        <w:t>famous</w:t>
+      </w:r>
+      <w:proofErr w:type="spellEnd"/>
+      <w:r>
+        <w:t xml:space="preserve"> </w:t>
+      </w:r>
+      <w:r>
+        <w:rPr>
+          <w:b/>
+          <w:bCs/>
+        </w:rPr>
+        <w:t>Lake Kotró</w:t>
+      </w:r>
+      <w:r>
+        <w:t xml:space="preserve">, and </w:t>
+      </w:r>
+      <w:proofErr w:type="spellStart"/>
+      <w:r>
+        <w:t>the</w:t>
+      </w:r>
+      <w:proofErr w:type="spellEnd"/>
+      <w:r>
+        <w:t xml:space="preserve"> </w:t>
+      </w:r>
+      <w:proofErr w:type="spellStart"/>
+      <w:r>
+        <w:t>proximity</w:t>
       </w:r>
       <w:proofErr w:type="spellEnd"/>
       <w:r>
@@ -445,175 +515,7 @@
       </w:r>
       <w:proofErr w:type="spellStart"/>
       <w:r>
-        <w:t>train</w:t>
-      </w:r>
-      <w:proofErr w:type="spellEnd"/>
-      <w:r>
-        <w:t xml:space="preserve"> </w:t>
-      </w:r>
-      <w:proofErr w:type="spellStart"/>
-      <w:r>
-        <w:t>connections</w:t>
-      </w:r>
-      <w:proofErr w:type="spellEnd"/>
-      <w:r>
-        <w:t xml:space="preserve">, more and more </w:t>
-      </w:r>
-      <w:proofErr w:type="spellStart"/>
-      <w:r>
-        <w:t>people</w:t>
-      </w:r>
-      <w:proofErr w:type="spellEnd"/>
-      <w:r>
-        <w:t xml:space="preserve"> </w:t>
-      </w:r>
-      <w:proofErr w:type="spellStart"/>
-      <w:r>
-        <w:t>choose</w:t>
-      </w:r>
-      <w:proofErr w:type="spellEnd"/>
-      <w:r>
-        <w:t xml:space="preserve"> </w:t>
-      </w:r>
-      <w:proofErr w:type="spellStart"/>
-      <w:r>
-        <w:t>this</w:t>
-      </w:r>
-      <w:proofErr w:type="spellEnd"/>
-      <w:r>
-        <w:t xml:space="preserve"> </w:t>
-      </w:r>
-      <w:proofErr w:type="spellStart"/>
-      <w:r>
-        <w:t>region</w:t>
-      </w:r>
-      <w:proofErr w:type="spellEnd"/>
-      <w:r>
-        <w:t xml:space="preserve"> </w:t>
-      </w:r>
-      <w:proofErr w:type="spellStart"/>
-      <w:r>
-        <w:t>for</w:t>
-      </w:r>
-      <w:proofErr w:type="spellEnd"/>
-      <w:r>
-        <w:t xml:space="preserve"> </w:t>
-      </w:r>
-      <w:proofErr w:type="spellStart"/>
-      <w:r>
-        <w:t>relaxation</w:t>
-      </w:r>
-      <w:proofErr w:type="spellEnd"/>
-      <w:r>
-        <w:t xml:space="preserve">, </w:t>
-      </w:r>
-      <w:proofErr w:type="spellStart"/>
-      <w:r>
-        <w:t>fishing</w:t>
-      </w:r>
-      <w:proofErr w:type="spellEnd"/>
-      <w:r>
-        <w:t xml:space="preserve">, </w:t>
-      </w:r>
-      <w:proofErr w:type="spellStart"/>
-      <w:r>
-        <w:t>or</w:t>
-      </w:r>
-      <w:proofErr w:type="spellEnd"/>
-      <w:r>
-        <w:t xml:space="preserve"> </w:t>
-      </w:r>
-      <w:proofErr w:type="spellStart"/>
-      <w:r>
-        <w:t>transit</w:t>
-      </w:r>
-      <w:proofErr w:type="spellEnd"/>
-      <w:r>
-        <w:t xml:space="preserve">, </w:t>
-      </w:r>
-      <w:proofErr w:type="spellStart"/>
-      <w:r>
-        <w:t>thanks</w:t>
-      </w:r>
-      <w:proofErr w:type="spellEnd"/>
-      <w:r>
-        <w:t xml:space="preserve"> </w:t>
-      </w:r>
-      <w:proofErr w:type="spellStart"/>
-      <w:r>
-        <w:t>to</w:t>
-      </w:r>
-      <w:proofErr w:type="spellEnd"/>
-      <w:r>
-        <w:t xml:space="preserve"> </w:t>
-      </w:r>
-      <w:proofErr w:type="spellStart"/>
-      <w:r>
-        <w:t>its</w:t>
-      </w:r>
-      <w:proofErr w:type="spellEnd"/>
-      <w:r>
-        <w:t xml:space="preserve"> </w:t>
-      </w:r>
-      <w:proofErr w:type="spellStart"/>
-      <w:r>
-        <w:t>peaceful</w:t>
-      </w:r>
-      <w:proofErr w:type="spellEnd"/>
-      <w:r>
-        <w:t xml:space="preserve"> </w:t>
-      </w:r>
-      <w:proofErr w:type="spellStart"/>
-      <w:r>
-        <w:t>rural</w:t>
-      </w:r>
-      <w:proofErr w:type="spellEnd"/>
-      <w:r>
-        <w:t xml:space="preserve"> </w:t>
-      </w:r>
-      <w:proofErr w:type="spellStart"/>
-      <w:r>
-        <w:t>atmosphere</w:t>
-      </w:r>
-      <w:proofErr w:type="spellEnd"/>
-      <w:r>
-        <w:t xml:space="preserve">, </w:t>
-      </w:r>
-      <w:proofErr w:type="spellStart"/>
-      <w:r>
-        <w:t>the</w:t>
-      </w:r>
-      <w:proofErr w:type="spellEnd"/>
-      <w:r>
-        <w:t xml:space="preserve"> </w:t>
-      </w:r>
-      <w:proofErr w:type="spellStart"/>
-      <w:r>
-        <w:t>famous</w:t>
-      </w:r>
-      <w:proofErr w:type="spellEnd"/>
-      <w:r>
-        <w:t xml:space="preserve"> Kotró Lake, and </w:t>
-      </w:r>
-      <w:proofErr w:type="spellStart"/>
-      <w:r>
-        <w:t>its</w:t>
-      </w:r>
-      <w:proofErr w:type="spellEnd"/>
-      <w:r>
-        <w:t xml:space="preserve"> </w:t>
-      </w:r>
-      <w:proofErr w:type="spellStart"/>
-      <w:r>
-        <w:t>nature-oriented</w:t>
-      </w:r>
-      <w:proofErr w:type="spellEnd"/>
-      <w:r>
-        <w:t xml:space="preserve"> </w:t>
-      </w:r>
-      <w:proofErr w:type="spellStart"/>
-      <w:r>
-        <w:t>lifestyle</w:t>
+        <w:t>nature</w:t>
       </w:r>
       <w:proofErr w:type="spellEnd"/>
       <w:r>
